--- a/lessons/5-6/homework.docx
+++ b/lessons/5-6/homework.docx
@@ -12,7 +12,7 @@
           <w:b/>
           <w:bCs/>
         </w:rPr>
-        <w:t xml:space="preserve">Surface Area Using Nets — Homework</w:t>
+        <w:t xml:space="preserve">Represent Three-Dimensional Figures in Two Dimensions — Homework</w:t>
       </w:r>
     </w:p>
     <w:p>
@@ -24,7 +24,7 @@
           <w:i/>
           <w:iCs/>
         </w:rPr>
-        <w:t xml:space="preserve">Lesson 10-3  •  Standard 6.GR.4</w:t>
+        <w:t xml:space="preserve">Lesson 5-6  •  Standard 6.GR.4</w:t>
       </w:r>
     </w:p>
     <w:p>
@@ -161,10 +161,10 @@
           <w:b/>
           <w:bCs/>
         </w:rPr>
-        <w:t xml:space="preserve">Surface area (Área de superficie)</w:t>
-      </w:r>
-      <w:r>
-        <w:t xml:space="preserve"> — The total area of all the flat sides of a solid.</w:t>
+        <w:t xml:space="preserve">Surface Area Using Nets (Área de superficie usando redes)</w:t>
+      </w:r>
+      <w:r>
+        <w:t xml:space="preserve"> — The total area of every face of a three-dimensional figure, found by adding the faces shown in its net. Formula: SA = the sum of the areas of all the faces.</w:t>
       </w:r>
     </w:p>
     <w:p>
@@ -224,10 +224,10 @@
           <w:b/>
           <w:bCs/>
         </w:rPr>
-        <w:t xml:space="preserve">Net (Plantilla (desarrollo plano))</w:t>
-      </w:r>
-      <w:r>
-        <w:t xml:space="preserve"> — A flat shape that folds up into a solid.</w:t>
+        <w:t xml:space="preserve">Surface area (Área de superficie)</w:t>
+      </w:r>
+      <w:r>
+        <w:t xml:space="preserve"> — The total area of all the flat sides of a solid.</w:t>
       </w:r>
     </w:p>
     <w:p>
@@ -239,7 +239,7 @@
       <w:r>
         <w:drawing>
           <wp:inline distT="0" distB="0" distL="0" distR="0">
-            <wp:extent cx="1047750" cy="790575"/>
+            <wp:extent cx="1047750" cy="695325"/>
             <wp:effectExtent t="0" r="0" b="0" l="0"/>
             <wp:docPr id="1" name="" descr="" title=""/>
             <wp:cNvGraphicFramePr>
@@ -264,7 +264,7 @@
                   <pic:spPr bwMode="auto">
                     <a:xfrm>
                       <a:off x="0" y="0"/>
-                      <a:ext cx="1047750" cy="790575"/>
+                      <a:ext cx="1047750" cy="695325"/>
                     </a:xfrm>
                     <a:prstGeom prst="rect">
                       <a:avLst/>
@@ -287,10 +287,10 @@
           <w:b/>
           <w:bCs/>
         </w:rPr>
-        <w:t xml:space="preserve">Face (Cara)</w:t>
-      </w:r>
-      <w:r>
-        <w:t xml:space="preserve"> — One flat side of a solid shape.</w:t>
+        <w:t xml:space="preserve">Net (Plantilla (desarrollo plano))</w:t>
+      </w:r>
+      <w:r>
+        <w:t xml:space="preserve"> — A flat shape that folds up into a solid.</w:t>
       </w:r>
     </w:p>
     <w:p>
@@ -302,7 +302,7 @@
       <w:r>
         <w:drawing>
           <wp:inline distT="0" distB="0" distL="0" distR="0">
-            <wp:extent cx="1047750" cy="790575"/>
+            <wp:extent cx="1047750" cy="695325"/>
             <wp:effectExtent t="0" r="0" b="0" l="0"/>
             <wp:docPr id="1" name="" descr="" title=""/>
             <wp:cNvGraphicFramePr>
@@ -327,7 +327,7 @@
                   <pic:spPr bwMode="auto">
                     <a:xfrm>
                       <a:off x="0" y="0"/>
-                      <a:ext cx="1047750" cy="790575"/>
+                      <a:ext cx="1047750" cy="695325"/>
                     </a:xfrm>
                     <a:prstGeom prst="rect">
                       <a:avLst/>
@@ -350,10 +350,10 @@
           <w:b/>
           <w:bCs/>
         </w:rPr>
-        <w:t xml:space="preserve">Two-dimensional (Bidimensional)</w:t>
-      </w:r>
-      <w:r>
-        <w:t xml:space="preserve"> — A flat shape with length and width, but no thickness.</w:t>
+        <w:t xml:space="preserve">Face (Cara)</w:t>
+      </w:r>
+      <w:r>
+        <w:t xml:space="preserve"> — One flat side of a solid shape.</w:t>
       </w:r>
     </w:p>
     <w:p>
@@ -413,6 +413,69 @@
           <w:b/>
           <w:bCs/>
         </w:rPr>
+        <w:t xml:space="preserve">Two-dimensional (Bidimensional)</w:t>
+      </w:r>
+      <w:r>
+        <w:t xml:space="preserve"> — A flat shape with length and width, but no thickness.</w:t>
+      </w:r>
+    </w:p>
+    <w:p>
+      <w:pPr>
+        <w:keepNext/>
+        <w:spacing w:after="20" w:before="80"/>
+        <w:jc w:val="center"/>
+      </w:pPr>
+      <w:r>
+        <w:drawing>
+          <wp:inline distT="0" distB="0" distL="0" distR="0">
+            <wp:extent cx="1047750" cy="790575"/>
+            <wp:effectExtent t="0" r="0" b="0" l="0"/>
+            <wp:docPr id="1" name="" descr="" title=""/>
+            <wp:cNvGraphicFramePr>
+              <a:graphicFrameLocks xmlns:a="http://schemas.openxmlformats.org/drawingml/2006/main" noChangeAspect="1"/>
+            </wp:cNvGraphicFramePr>
+            <a:graphic xmlns:a="http://schemas.openxmlformats.org/drawingml/2006/main">
+              <a:graphicData uri="http://schemas.openxmlformats.org/drawingml/2006/picture">
+                <pic:pic xmlns:pic="http://schemas.openxmlformats.org/drawingml/2006/picture">
+                  <pic:nvPicPr>
+                    <pic:cNvPr id="0" name="" descr=""/>
+                    <pic:cNvPicPr>
+                      <a:picLocks noChangeAspect="1" noChangeArrowheads="1"/>
+                    </pic:cNvPicPr>
+                  </pic:nvPicPr>
+                  <pic:blipFill>
+                    <a:blip r:embed="rId12" cstate="none"/>
+                    <a:srcRect/>
+                    <a:stretch>
+                      <a:fillRect/>
+                    </a:stretch>
+                  </pic:blipFill>
+                  <pic:spPr bwMode="auto">
+                    <a:xfrm>
+                      <a:off x="0" y="0"/>
+                      <a:ext cx="1047750" cy="790575"/>
+                    </a:xfrm>
+                    <a:prstGeom prst="rect">
+                      <a:avLst/>
+                    </a:prstGeom>
+                  </pic:spPr>
+                </pic:pic>
+              </a:graphicData>
+            </a:graphic>
+          </wp:inline>
+        </w:drawing>
+      </w:r>
+    </w:p>
+    <w:p>
+      <w:pPr>
+        <w:keepNext/>
+        <w:spacing w:after="120"/>
+      </w:pPr>
+      <w:r>
+        <w:rPr>
+          <w:b/>
+          <w:bCs/>
+        </w:rPr>
         <w:t xml:space="preserve">Edge (Arista)</w:t>
       </w:r>
       <w:r>
@@ -1737,6 +1800,14 @@
       </w:pPr>
       <w:r>
         <w:t xml:space="preserve">     Correct work: The student doubled the first two pairs but forgot to double the left/right pair. There are two 20 in² faces, so it should be 2(20) = 40, not 20. Correct: SA = 70 + 56 + 40 = 166 in².</w:t>
+      </w:r>
+    </w:p>
+    <w:p>
+      <w:pPr>
+        <w:spacing w:after="80" w:before="0"/>
+      </w:pPr>
+      <w:r>
+        <w:t xml:space="preserve">     Watch for: The three face areas are right, but the formula line doubles only the first two pairs. The left and right faces are each 5 × 4 = 20 in², so that pair contributes 2(20) = 40 in², not 20 in². The correct total is SA = 70 + 56 + 40 = 166 in².</w:t>
       </w:r>
     </w:p>
     <w:p>

--- a/lessons/5-6/homework.docx
+++ b/lessons/5-6/homework.docx
@@ -164,7 +164,7 @@
         <w:t xml:space="preserve">Surface Area Using Nets (Área de superficie usando redes)</w:t>
       </w:r>
       <w:r>
-        <w:t xml:space="preserve"> — The total area of every face of a three-dimensional figure, found by adding the faces shown in its net. Formula: SA = the sum of the areas of all the faces.</w:t>
+        <w:t xml:space="preserve"> — The total area of all the faces of a solid. A net unfolds the solid flat so you can see every face and add their areas.</w:t>
       </w:r>
     </w:p>
     <w:p>
